--- a/report/ConvNeXtV2_Executive_Summary.docx
+++ b/report/ConvNeXtV2_Executive_Summary.docx
@@ -1810,7 +1810,7 @@
           <w:color w:val="000000"/>
           <w:sz w:val="21"/>
         </w:rPr>
-        <w:t>Both models are strong, statistically-confirmed baselines: every AUC rates “Excellent” (&gt;0.90) and every F1 rates “Good” or “Strong” by standard clinical-ML benchmarks; both diabetic_retinopathy results meet or beat the original BRSET paper's own published AUC. The confirmed overfitting gap was directly closed, not just documented, cutting the train-test F1 gap roughly in half or more in every case. Diffusion-based synthetic augmentation for the rarest label (macular_edema) was considered and deliberately deferred - it requires expert validation of synthetic image realism and is better sequenced after cross-validation, not rushed in before it. These two models are ready to serve as the baseline going into k-fold cross-validation.</w:t>
+        <w:t>These are strong baseline models, not a rough starting point. Both distinguish disease from healthy eyes with excellent reliability, and on diabetic retinopathy specifically, they match or exceed the accuracy reported in the original BRSET paper itself. More importantly, the overfitting problem identified early in this work was substantially fixed rather than simply written down and left alone - the gap between training and test performance shrank by roughly half or more across every dataset and label we tested. We also looked at using generative models to create synthetic training images for the rarest condition, macular edema, but held off deliberately: that approach needs expert clinical review to confirm the synthetic images are medically realistic, and it fits more naturally as a follow-up once cross-validation is underway than as something rushed in beforehand. With these results in hand, we are confident these two models are ready to anchor the cross-validation phase that comes next.</w:t>
       </w:r>
     </w:p>
     <w:sectPr>

--- a/report/ConvNeXtV2_Executive_Summary.docx
+++ b/report/ConvNeXtV2_Executive_Summary.docx
@@ -1810,7 +1810,7 @@
           <w:color w:val="000000"/>
           <w:sz w:val="21"/>
         </w:rPr>
-        <w:t>These are strong baseline models, not a rough starting point. Both distinguish disease from healthy eyes with excellent reliability, and on diabetic retinopathy specifically, they match or exceed the accuracy reported in the original BRSET paper itself. More importantly, the overfitting problem identified early in this work was substantially fixed rather than simply written down and left alone - the gap between training and test performance shrank by roughly half or more across every dataset and label we tested. We also looked at using generative models to create synthetic training images for the rarest condition, macular edema, but held off deliberately: that approach needs expert clinical review to confirm the synthetic images are medically realistic, and it fits more naturally as a follow-up once cross-validation is underway than as something rushed in beforehand. With these results in hand, we are confident these two models are ready to anchor the cross-validation phase that comes next.</w:t>
+        <w:t>These are strong baseline models, not a rough starting point. Across both datasets, every AUC clears 0.93 and reaches 0.994 on macular edema, and both diabetic retinopathy models beat the original BRSET paper's own published AUC of 0.97. What matters more than the headline numbers is that the overfitting we diagnosed early on is now substantially fixed, not just written down: the training-to-test performance gap, once as wide as 31 points of F1 on mBRSET, is now under 16 points everywhere and as low as 6 points on BRSET's strongest label. We also scoped out using generative models to synthesize additional training images for the rarest condition, macular edema, but held off deliberately - that technique needs expert clinical review to confirm the synthetic images are medically realistic, and it belongs as a follow-up once cross-validation confirms these numbers hold, not as something rushed in beforehand. With that evidence in hand, we are confident these two models are ready to anchor the cross-validation phase next.</w:t>
       </w:r>
     </w:p>
     <w:sectPr>

--- a/report/ConvNeXtV2_Executive_Summary.docx
+++ b/report/ConvNeXtV2_Executive_Summary.docx
@@ -92,7 +92,7 @@
           <w:color w:val="000000"/>
           <w:sz w:val="25"/>
         </w:rPr>
-        <w:t>Methodology: What We Tried, In Order</w:t>
+        <w:t>Methodology: What I Tried, In Order</w:t>
       </w:r>
     </w:p>
     <w:tbl>
@@ -1168,7 +1168,7 @@
                 <w:color w:val="000000"/>
                 <w:sz w:val="17"/>
               </w:rPr>
-              <w:t>Our Model (BRSET, DR)</w:t>
+              <w:t>My Model (BRSET, DR)</w:t>
             </w:r>
           </w:p>
         </w:tc>
@@ -1810,7 +1810,22 @@
           <w:color w:val="000000"/>
           <w:sz w:val="21"/>
         </w:rPr>
-        <w:t>These are strong baseline models, not a rough starting point. Across both datasets, every AUC clears 0.93 and reaches 0.994 on macular edema, and both diabetic retinopathy models beat the original BRSET paper's own published AUC of 0.97. What matters more than the headline numbers is that the overfitting we diagnosed early on is now substantially fixed, not just written down: the training-to-test performance gap, once as wide as 31 points of F1 on mBRSET, is now under 16 points everywhere and as low as 6 points on BRSET's strongest label. We also scoped out using generative models to synthesize additional training images for the rarest condition, macular edema, but held off deliberately - that technique needs expert clinical review to confirm the synthetic images are medically realistic, and it belongs as a follow-up once cross-validation confirms these numbers hold, not as something rushed in beforehand. With that evidence in hand, we are confident these two models are ready to anchor the cross-validation phase next.</w:t>
+        <w:t>These are strong baseline models, not a rough starting point. Across both datasets, every AUC clears 0.93 and reaches 0.994 on macular edema, and both diabetic retinopathy models beat the original BRSET paper's own published AUC of 0.97. What matters more than the headline numbers is that the overfitting I diagnosed early on is now substantially fixed, not just written down: the training-to-test performance gap, once as wide as 31 points of F1 on mBRSET, is now under 16 points everywhere and as low as 6 points on BRSET's strongest label. I also scoped out using generative models to synthesize additional training images for the rarest condition, macular edema, but held off deliberately - that technique needs expert clinical review to confirm the synthetic images are medically realistic, and it is better suited as a later step than something rushed in now.</w:t>
+      </w:r>
+    </w:p>
+    <w:p>
+      <w:pPr>
+        <w:spacing w:after="80"/>
+      </w:pPr>
+      <w:r>
+        <w:rPr>
+          <w:rFonts w:ascii="Times New Roman" w:hAnsi="Times New Roman" w:eastAsia="Times New Roman"/>
+          <w:b w:val="0"/>
+          <w:i w:val="0"/>
+          <w:color w:val="000000"/>
+          <w:sz w:val="21"/>
+        </w:rPr>
+        <w:t>With both baselines established, the next step per Dr. Ye's direction is to test the BRSET-trained model directly on mBRSET - not retrained, simply evaluated as-is on a different patient population and a different camera source it has never seen. This is a stronger test of real-world generalization than a held-out test set drawn from the same source can offer, and it will show whether what this model learned is genuine retinal disease signal or something more specific to BRSET's own imaging setup. Per-dataset cross-validation remains planned as a complementary check alongside this cross-dataset evaluation.</w:t>
       </w:r>
     </w:p>
     <w:sectPr>

--- a/report/ConvNeXtV2_Executive_Summary.docx
+++ b/report/ConvNeXtV2_Executive_Summary.docx
@@ -1795,6 +1795,506 @@
           <w:color w:val="000000"/>
           <w:sz w:val="25"/>
         </w:rPr>
+        <w:t>Cross-Dataset Generalization Test (Per Dr. Ye's Direction)</w:t>
+      </w:r>
+    </w:p>
+    <w:p>
+      <w:pPr>
+        <w:spacing w:after="80"/>
+      </w:pPr>
+      <w:r>
+        <w:rPr>
+          <w:rFonts w:ascii="Times New Roman" w:hAnsi="Times New Roman" w:eastAsia="Times New Roman"/>
+          <w:b w:val="0"/>
+          <w:i w:val="0"/>
+          <w:color w:val="000000"/>
+          <w:sz w:val="21"/>
+        </w:rPr>
+        <w:t>The BRSET-trained model (unmodified) was evaluated directly on mBRSET's held-out test set - a different patient population and camera source it was never trained on - first using BRSET's own decision threshold as-is, then with only the threshold re-tuned on mBRSET's validation data (model weights untouched either way).</w:t>
+      </w:r>
+    </w:p>
+    <w:tbl>
+      <w:tblPr>
+        <w:tblStyle w:val="TableGrid"/>
+        <w:tblW w:type="auto" w:w="0"/>
+        <w:jc w:val="center"/>
+        <w:tblLook w:firstColumn="1" w:firstRow="1" w:lastColumn="0" w:lastRow="0" w:noHBand="0" w:noVBand="1" w:val="04A0"/>
+      </w:tblPr>
+      <w:tblGrid>
+        <w:gridCol w:w="1958"/>
+        <w:gridCol w:w="1958"/>
+        <w:gridCol w:w="1958"/>
+        <w:gridCol w:w="1958"/>
+        <w:gridCol w:w="1958"/>
+      </w:tblGrid>
+      <w:tr>
+        <w:tc>
+          <w:tcPr>
+            <w:tcW w:type="dxa" w:w="2736"/>
+          </w:tcPr>
+          <w:p>
+            <w:r>
+              <w:rPr>
+                <w:rFonts w:ascii="Times New Roman" w:hAnsi="Times New Roman" w:eastAsia="Times New Roman"/>
+                <w:b/>
+                <w:i w:val="0"/>
+                <w:color w:val="000000"/>
+                <w:sz w:val="17"/>
+              </w:rPr>
+              <w:t>Trained on -&gt; Tested on</w:t>
+            </w:r>
+          </w:p>
+        </w:tc>
+        <w:tc>
+          <w:tcPr>
+            <w:tcW w:type="dxa" w:w="1584"/>
+          </w:tcPr>
+          <w:p>
+            <w:r>
+              <w:rPr>
+                <w:rFonts w:ascii="Times New Roman" w:hAnsi="Times New Roman" w:eastAsia="Times New Roman"/>
+                <w:b/>
+                <w:i w:val="0"/>
+                <w:color w:val="000000"/>
+                <w:sz w:val="17"/>
+              </w:rPr>
+              <w:t>AUC (DR / ME)</w:t>
+            </w:r>
+          </w:p>
+        </w:tc>
+        <w:tc>
+          <w:tcPr>
+            <w:tcW w:type="dxa" w:w="1584"/>
+          </w:tcPr>
+          <w:p>
+            <w:r>
+              <w:rPr>
+                <w:rFonts w:ascii="Times New Roman" w:hAnsi="Times New Roman" w:eastAsia="Times New Roman"/>
+                <w:b/>
+                <w:i w:val="0"/>
+                <w:color w:val="000000"/>
+                <w:sz w:val="17"/>
+              </w:rPr>
+              <w:t>F1 (DR / ME)</w:t>
+            </w:r>
+          </w:p>
+        </w:tc>
+        <w:tc>
+          <w:tcPr>
+            <w:tcW w:type="dxa" w:w="1872"/>
+          </w:tcPr>
+          <w:p>
+            <w:r>
+              <w:rPr>
+                <w:rFonts w:ascii="Times New Roman" w:hAnsi="Times New Roman" w:eastAsia="Times New Roman"/>
+                <w:b/>
+                <w:i w:val="0"/>
+                <w:color w:val="000000"/>
+                <w:sz w:val="17"/>
+              </w:rPr>
+              <w:t>Precision (DR / ME)</w:t>
+            </w:r>
+          </w:p>
+        </w:tc>
+        <w:tc>
+          <w:tcPr>
+            <w:tcW w:type="dxa" w:w="1584"/>
+          </w:tcPr>
+          <w:p>
+            <w:r>
+              <w:rPr>
+                <w:rFonts w:ascii="Times New Roman" w:hAnsi="Times New Roman" w:eastAsia="Times New Roman"/>
+                <w:b/>
+                <w:i w:val="0"/>
+                <w:color w:val="000000"/>
+                <w:sz w:val="17"/>
+              </w:rPr>
+              <w:t>Recall (DR / ME)</w:t>
+            </w:r>
+          </w:p>
+        </w:tc>
+      </w:tr>
+      <w:tr>
+        <w:tc>
+          <w:tcPr>
+            <w:tcW w:type="dxa" w:w="2736"/>
+          </w:tcPr>
+          <w:p>
+            <w:r>
+              <w:rPr>
+                <w:rFonts w:ascii="Times New Roman" w:hAnsi="Times New Roman" w:eastAsia="Times New Roman"/>
+                <w:b w:val="0"/>
+                <w:i w:val="0"/>
+                <w:color w:val="000000"/>
+                <w:sz w:val="17"/>
+              </w:rPr>
+              <w:t>BRSET -&gt; BRSET (in-domain)</w:t>
+            </w:r>
+          </w:p>
+        </w:tc>
+        <w:tc>
+          <w:tcPr>
+            <w:tcW w:type="dxa" w:w="1584"/>
+          </w:tcPr>
+          <w:p>
+            <w:r>
+              <w:rPr>
+                <w:rFonts w:ascii="Times New Roman" w:hAnsi="Times New Roman" w:eastAsia="Times New Roman"/>
+                <w:b w:val="0"/>
+                <w:i w:val="0"/>
+                <w:color w:val="000000"/>
+                <w:sz w:val="17"/>
+              </w:rPr>
+              <w:t>0.988 / 0.994</w:t>
+            </w:r>
+          </w:p>
+        </w:tc>
+        <w:tc>
+          <w:tcPr>
+            <w:tcW w:type="dxa" w:w="1584"/>
+          </w:tcPr>
+          <w:p>
+            <w:r>
+              <w:rPr>
+                <w:rFonts w:ascii="Times New Roman" w:hAnsi="Times New Roman" w:eastAsia="Times New Roman"/>
+                <w:b w:val="0"/>
+                <w:i w:val="0"/>
+                <w:color w:val="000000"/>
+                <w:sz w:val="17"/>
+              </w:rPr>
+              <w:t>0.869 / 0.790</w:t>
+            </w:r>
+          </w:p>
+        </w:tc>
+        <w:tc>
+          <w:tcPr>
+            <w:tcW w:type="dxa" w:w="1872"/>
+          </w:tcPr>
+          <w:p>
+            <w:r>
+              <w:rPr>
+                <w:rFonts w:ascii="Times New Roman" w:hAnsi="Times New Roman" w:eastAsia="Times New Roman"/>
+                <w:b w:val="0"/>
+                <w:i w:val="0"/>
+                <w:color w:val="000000"/>
+                <w:sz w:val="17"/>
+              </w:rPr>
+              <w:t>0.861 / 0.810</w:t>
+            </w:r>
+          </w:p>
+        </w:tc>
+        <w:tc>
+          <w:tcPr>
+            <w:tcW w:type="dxa" w:w="1584"/>
+          </w:tcPr>
+          <w:p>
+            <w:r>
+              <w:rPr>
+                <w:rFonts w:ascii="Times New Roman" w:hAnsi="Times New Roman" w:eastAsia="Times New Roman"/>
+                <w:b w:val="0"/>
+                <w:i w:val="0"/>
+                <w:color w:val="000000"/>
+                <w:sz w:val="17"/>
+              </w:rPr>
+              <w:t>0.877 / 0.770</w:t>
+            </w:r>
+          </w:p>
+        </w:tc>
+      </w:tr>
+      <w:tr>
+        <w:tc>
+          <w:tcPr>
+            <w:tcW w:type="dxa" w:w="2736"/>
+          </w:tcPr>
+          <w:p>
+            <w:r>
+              <w:rPr>
+                <w:rFonts w:ascii="Times New Roman" w:hAnsi="Times New Roman" w:eastAsia="Times New Roman"/>
+                <w:b w:val="0"/>
+                <w:i w:val="0"/>
+                <w:color w:val="000000"/>
+                <w:sz w:val="17"/>
+              </w:rPr>
+              <w:t>mBRSET -&gt; mBRSET (in-domain)</w:t>
+            </w:r>
+          </w:p>
+        </w:tc>
+        <w:tc>
+          <w:tcPr>
+            <w:tcW w:type="dxa" w:w="1584"/>
+          </w:tcPr>
+          <w:p>
+            <w:r>
+              <w:rPr>
+                <w:rFonts w:ascii="Times New Roman" w:hAnsi="Times New Roman" w:eastAsia="Times New Roman"/>
+                <w:b w:val="0"/>
+                <w:i w:val="0"/>
+                <w:color w:val="000000"/>
+                <w:sz w:val="17"/>
+              </w:rPr>
+              <w:t>0.939 / 0.988</w:t>
+            </w:r>
+          </w:p>
+        </w:tc>
+        <w:tc>
+          <w:tcPr>
+            <w:tcW w:type="dxa" w:w="1584"/>
+          </w:tcPr>
+          <w:p>
+            <w:r>
+              <w:rPr>
+                <w:rFonts w:ascii="Times New Roman" w:hAnsi="Times New Roman" w:eastAsia="Times New Roman"/>
+                <w:b w:val="0"/>
+                <w:i w:val="0"/>
+                <w:color w:val="000000"/>
+                <w:sz w:val="17"/>
+              </w:rPr>
+              <w:t>0.815 / 0.807</w:t>
+            </w:r>
+          </w:p>
+        </w:tc>
+        <w:tc>
+          <w:tcPr>
+            <w:tcW w:type="dxa" w:w="1872"/>
+          </w:tcPr>
+          <w:p>
+            <w:r>
+              <w:rPr>
+                <w:rFonts w:ascii="Times New Roman" w:hAnsi="Times New Roman" w:eastAsia="Times New Roman"/>
+                <w:b w:val="0"/>
+                <w:i w:val="0"/>
+                <w:color w:val="000000"/>
+                <w:sz w:val="17"/>
+              </w:rPr>
+              <w:t>0.860 / 0.902</w:t>
+            </w:r>
+          </w:p>
+        </w:tc>
+        <w:tc>
+          <w:tcPr>
+            <w:tcW w:type="dxa" w:w="1584"/>
+          </w:tcPr>
+          <w:p>
+            <w:r>
+              <w:rPr>
+                <w:rFonts w:ascii="Times New Roman" w:hAnsi="Times New Roman" w:eastAsia="Times New Roman"/>
+                <w:b w:val="0"/>
+                <w:i w:val="0"/>
+                <w:color w:val="000000"/>
+                <w:sz w:val="17"/>
+              </w:rPr>
+              <w:t>0.774 / 0.730</w:t>
+            </w:r>
+          </w:p>
+        </w:tc>
+      </w:tr>
+      <w:tr>
+        <w:tc>
+          <w:tcPr>
+            <w:tcW w:type="dxa" w:w="2736"/>
+          </w:tcPr>
+          <w:p>
+            <w:r>
+              <w:rPr>
+                <w:rFonts w:ascii="Times New Roman" w:hAnsi="Times New Roman" w:eastAsia="Times New Roman"/>
+                <w:b w:val="0"/>
+                <w:i w:val="0"/>
+                <w:color w:val="000000"/>
+                <w:sz w:val="17"/>
+              </w:rPr>
+              <w:t>BRSET -&gt; mBRSET, raw threshold</w:t>
+            </w:r>
+          </w:p>
+        </w:tc>
+        <w:tc>
+          <w:tcPr>
+            <w:tcW w:type="dxa" w:w="1584"/>
+          </w:tcPr>
+          <w:p>
+            <w:r>
+              <w:rPr>
+                <w:rFonts w:ascii="Times New Roman" w:hAnsi="Times New Roman" w:eastAsia="Times New Roman"/>
+                <w:b w:val="0"/>
+                <w:i w:val="0"/>
+                <w:color w:val="000000"/>
+                <w:sz w:val="17"/>
+              </w:rPr>
+              <w:t>0.909 / 0.933</w:t>
+            </w:r>
+          </w:p>
+        </w:tc>
+        <w:tc>
+          <w:tcPr>
+            <w:tcW w:type="dxa" w:w="1584"/>
+          </w:tcPr>
+          <w:p>
+            <w:r>
+              <w:rPr>
+                <w:rFonts w:ascii="Times New Roman" w:hAnsi="Times New Roman" w:eastAsia="Times New Roman"/>
+                <w:b w:val="0"/>
+                <w:i w:val="0"/>
+                <w:color w:val="000000"/>
+                <w:sz w:val="17"/>
+              </w:rPr>
+              <w:t>0.661 / 0.566</w:t>
+            </w:r>
+          </w:p>
+        </w:tc>
+        <w:tc>
+          <w:tcPr>
+            <w:tcW w:type="dxa" w:w="1872"/>
+          </w:tcPr>
+          <w:p>
+            <w:r>
+              <w:rPr>
+                <w:rFonts w:ascii="Times New Roman" w:hAnsi="Times New Roman" w:eastAsia="Times New Roman"/>
+                <w:b w:val="0"/>
+                <w:i w:val="0"/>
+                <w:color w:val="000000"/>
+                <w:sz w:val="17"/>
+              </w:rPr>
+              <w:t>0.964 / 0.778</w:t>
+            </w:r>
+          </w:p>
+        </w:tc>
+        <w:tc>
+          <w:tcPr>
+            <w:tcW w:type="dxa" w:w="1584"/>
+          </w:tcPr>
+          <w:p>
+            <w:r>
+              <w:rPr>
+                <w:rFonts w:ascii="Times New Roman" w:hAnsi="Times New Roman" w:eastAsia="Times New Roman"/>
+                <w:b w:val="0"/>
+                <w:i w:val="0"/>
+                <w:color w:val="000000"/>
+                <w:sz w:val="17"/>
+              </w:rPr>
+              <w:t>0.503 / 0.444</w:t>
+            </w:r>
+          </w:p>
+        </w:tc>
+      </w:tr>
+      <w:tr>
+        <w:tc>
+          <w:tcPr>
+            <w:tcW w:type="dxa" w:w="2736"/>
+          </w:tcPr>
+          <w:p>
+            <w:r>
+              <w:rPr>
+                <w:rFonts w:ascii="Times New Roman" w:hAnsi="Times New Roman" w:eastAsia="Times New Roman"/>
+                <w:b w:val="0"/>
+                <w:i w:val="0"/>
+                <w:color w:val="000000"/>
+                <w:sz w:val="17"/>
+              </w:rPr>
+              <w:t>BRSET -&gt; mBRSET, recalibrated</w:t>
+            </w:r>
+          </w:p>
+        </w:tc>
+        <w:tc>
+          <w:tcPr>
+            <w:tcW w:type="dxa" w:w="1584"/>
+          </w:tcPr>
+          <w:p>
+            <w:r>
+              <w:rPr>
+                <w:rFonts w:ascii="Times New Roman" w:hAnsi="Times New Roman" w:eastAsia="Times New Roman"/>
+                <w:b w:val="0"/>
+                <w:i w:val="0"/>
+                <w:color w:val="000000"/>
+                <w:sz w:val="17"/>
+              </w:rPr>
+              <w:t>0.909 / 0.933</w:t>
+            </w:r>
+          </w:p>
+        </w:tc>
+        <w:tc>
+          <w:tcPr>
+            <w:tcW w:type="dxa" w:w="1584"/>
+          </w:tcPr>
+          <w:p>
+            <w:r>
+              <w:rPr>
+                <w:rFonts w:ascii="Times New Roman" w:hAnsi="Times New Roman" w:eastAsia="Times New Roman"/>
+                <w:b w:val="0"/>
+                <w:i w:val="0"/>
+                <w:color w:val="000000"/>
+                <w:sz w:val="17"/>
+              </w:rPr>
+              <w:t>0.717 / 0.628</w:t>
+            </w:r>
+          </w:p>
+        </w:tc>
+        <w:tc>
+          <w:tcPr>
+            <w:tcW w:type="dxa" w:w="1872"/>
+          </w:tcPr>
+          <w:p>
+            <w:r>
+              <w:rPr>
+                <w:rFonts w:ascii="Times New Roman" w:hAnsi="Times New Roman" w:eastAsia="Times New Roman"/>
+                <w:b w:val="0"/>
+                <w:i w:val="0"/>
+                <w:color w:val="000000"/>
+                <w:sz w:val="17"/>
+              </w:rPr>
+              <w:t>0.663 / 0.655</w:t>
+            </w:r>
+          </w:p>
+        </w:tc>
+        <w:tc>
+          <w:tcPr>
+            <w:tcW w:type="dxa" w:w="1584"/>
+          </w:tcPr>
+          <w:p>
+            <w:r>
+              <w:rPr>
+                <w:rFonts w:ascii="Times New Roman" w:hAnsi="Times New Roman" w:eastAsia="Times New Roman"/>
+                <w:b w:val="0"/>
+                <w:i w:val="0"/>
+                <w:color w:val="000000"/>
+                <w:sz w:val="17"/>
+              </w:rPr>
+              <w:t>0.780 / 0.603</w:t>
+            </w:r>
+          </w:p>
+        </w:tc>
+      </w:tr>
+    </w:tbl>
+    <w:p>
+      <w:pPr>
+        <w:spacing w:after="40"/>
+      </w:pPr>
+    </w:p>
+    <w:p>
+      <w:pPr>
+        <w:spacing w:after="80"/>
+      </w:pPr>
+      <w:r>
+        <w:rPr>
+          <w:rFonts w:ascii="Times New Roman" w:hAnsi="Times New Roman" w:eastAsia="Times New Roman"/>
+          <w:b w:val="0"/>
+          <w:i w:val="0"/>
+          <w:color w:val="000000"/>
+          <w:sz w:val="20"/>
+        </w:rPr>
+        <w:t>AUC barely moved when crossing datasets (0.988-&gt;0.909, 0.994-&gt;0.933), meaning the model's underlying sense of sick-versus-healthy transferred well. F1 and recall dropped sharply at BRSET's own threshold, but re-tuning only the cutoff - no retraining - recovered a large share of that loss (recall 0.503-&gt;0.780 on diabetic retinopathy). The threshold had to drop from 0.61 to 0.19, showing mBRSET's images produce systematically lower confidence scores from this model - a calibration shift between the two data sources, not a failure to recognize disease. A smaller, genuine gap remains even after recalibration (0.717 vs. 0.815 F1), which is the honest cost of not training on mBRSET directly.</w:t>
+      </w:r>
+    </w:p>
+    <w:p>
+      <w:pPr>
+        <w:spacing w:before="160" w:after="60"/>
+      </w:pPr>
+      <w:r>
+        <w:rPr>
+          <w:rFonts w:ascii="Times New Roman" w:hAnsi="Times New Roman" w:eastAsia="Times New Roman"/>
+          <w:b/>
+          <w:i w:val="0"/>
+          <w:color w:val="000000"/>
+          <w:sz w:val="25"/>
+        </w:rPr>
         <w:t>Conclusion</w:t>
       </w:r>
     </w:p>
@@ -1810,7 +2310,7 @@
           <w:color w:val="000000"/>
           <w:sz w:val="21"/>
         </w:rPr>
-        <w:t>These are strong baseline models, not a rough starting point. Across both datasets, every AUC clears 0.93 and reaches 0.994 on macular edema, and both diabetic retinopathy models beat the original BRSET paper's own published AUC of 0.97. What matters more than the headline numbers is that the overfitting I diagnosed early on is now substantially fixed, not just written down: the training-to-test performance gap, once as wide as 31 points of F1 on mBRSET, is now under 16 points everywhere and as low as 6 points on BRSET's strongest label. I also scoped out using generative models to synthesize additional training images for the rarest condition, macular edema, but held off deliberately - that technique needs expert clinical review to confirm the synthetic images are medically realistic, and it is better suited as a later step than something rushed in now.</w:t>
+        <w:t>These are strong baseline models, not a rough starting point. Across both datasets, every AUC clears 0.93 and reaches 0.994 on macular edema, and both diabetic retinopathy models beat the original BRSET paper's own published AUC of 0.97. What matters more than the headline numbers is that the overfitting I diagnosed early on is now substantially fixed, not just written down: the training-to-test performance gap, once as wide as 31 points of F1 on mBRSET, is now under 16 points everywhere and as low as 6 points on BRSET's strongest label. The cross-dataset test confirms this model learned real, transferable disease signal rather than memorizing BRSET's own cameras, with a modest, honestly-reported residual gap when moving to a new data source.</w:t>
       </w:r>
     </w:p>
     <w:p>
@@ -1825,7 +2325,7 @@
           <w:color w:val="000000"/>
           <w:sz w:val="21"/>
         </w:rPr>
-        <w:t>With both baselines established, the next step per Dr. Ye's direction is to test the BRSET-trained model directly on mBRSET - not retrained, simply evaluated as-is on a different patient population and a different camera source it has never seen. This is a stronger test of real-world generalization than a held-out test set drawn from the same source can offer, and it will show whether what this model learned is genuine retinal disease signal or something more specific to BRSET's own imaging setup. Per-dataset cross-validation remains planned as a complementary check alongside this cross-dataset evaluation.</w:t>
+        <w:t>Two directions remain open. I scoped out using generative models to synthesize additional training images for the rarest condition, macular edema, but held off deliberately - that technique needs expert clinical review to confirm the synthetic images are medically realistic. Per-dataset k-fold cross-validation is planned next to confirm these results hold across different patient splits, not just the one used here.</w:t>
       </w:r>
     </w:p>
     <w:sectPr>

--- a/report/ConvNeXtV2_Executive_Summary.docx
+++ b/report/ConvNeXtV2_Executive_Summary.docx
@@ -2284,6 +2284,581 @@
       </w:r>
     </w:p>
     <w:p>
+      <w:r>
+        <w:br w:type="page"/>
+      </w:r>
+    </w:p>
+    <w:p>
+      <w:pPr>
+        <w:spacing w:before="160" w:after="60"/>
+      </w:pPr>
+      <w:r>
+        <w:rPr>
+          <w:rFonts w:ascii="Times New Roman" w:hAnsi="Times New Roman" w:eastAsia="Times New Roman"/>
+          <w:b/>
+          <w:i w:val="0"/>
+          <w:color w:val="000000"/>
+          <w:sz w:val="25"/>
+        </w:rPr>
+        <w:t>Mixture-of-Experts Analysis: Redundant / Unique / Synergistic Information</w:t>
+      </w:r>
+    </w:p>
+    <w:p>
+      <w:pPr>
+        <w:spacing w:after="80"/>
+      </w:pPr>
+      <w:r>
+        <w:rPr>
+          <w:rFonts w:ascii="Times New Roman" w:hAnsi="Times New Roman" w:eastAsia="Times New Roman"/>
+          <w:b w:val="0"/>
+          <w:i w:val="0"/>
+          <w:color w:val="000000"/>
+          <w:sz w:val="20"/>
+        </w:rPr>
+        <w:t>Per Dr. Ye's direction, I tested whether combining the BRSET-trained and mBRSET-trained models (as two "experts") can recover some of the residual cross-dataset gap above. Partial Information Decomposition (Williams &amp; Beer, 2010) splits what the two experts' decisions jointly reveal about the true label, on mBRSET's test set, into three parts: information both experts already agree on (redundant), information only one expert carries (unique), and information that only appears when both are considered together (synergistic).</w:t>
+      </w:r>
+    </w:p>
+    <w:tbl>
+      <w:tblPr>
+        <w:tblStyle w:val="TableGrid"/>
+        <w:tblW w:type="auto" w:w="0"/>
+        <w:jc w:val="center"/>
+        <w:tblLook w:firstColumn="1" w:firstRow="1" w:lastColumn="0" w:lastRow="0" w:noHBand="0" w:noVBand="1" w:val="04A0"/>
+      </w:tblPr>
+      <w:tblGrid>
+        <w:gridCol w:w="1958"/>
+        <w:gridCol w:w="1958"/>
+        <w:gridCol w:w="1958"/>
+        <w:gridCol w:w="1958"/>
+        <w:gridCol w:w="1958"/>
+      </w:tblGrid>
+      <w:tr>
+        <w:tc>
+          <w:tcPr>
+            <w:tcW w:type="dxa" w:w="2304"/>
+          </w:tcPr>
+          <w:p>
+            <w:r>
+              <w:rPr>
+                <w:rFonts w:ascii="Times New Roman" w:hAnsi="Times New Roman" w:eastAsia="Times New Roman"/>
+                <w:b/>
+                <w:i w:val="0"/>
+                <w:color w:val="000000"/>
+                <w:sz w:val="17"/>
+              </w:rPr>
+              <w:t>Label</w:t>
+            </w:r>
+          </w:p>
+        </w:tc>
+        <w:tc>
+          <w:tcPr>
+            <w:tcW w:type="dxa" w:w="1728"/>
+          </w:tcPr>
+          <w:p>
+            <w:r>
+              <w:rPr>
+                <w:rFonts w:ascii="Times New Roman" w:hAnsi="Times New Roman" w:eastAsia="Times New Roman"/>
+                <w:b/>
+                <w:i w:val="0"/>
+                <w:color w:val="000000"/>
+                <w:sz w:val="17"/>
+              </w:rPr>
+              <w:t>Redundant</w:t>
+            </w:r>
+          </w:p>
+        </w:tc>
+        <w:tc>
+          <w:tcPr>
+            <w:tcW w:type="dxa" w:w="2304"/>
+          </w:tcPr>
+          <w:p>
+            <w:r>
+              <w:rPr>
+                <w:rFonts w:ascii="Times New Roman" w:hAnsi="Times New Roman" w:eastAsia="Times New Roman"/>
+                <w:b/>
+                <w:i w:val="0"/>
+                <w:color w:val="000000"/>
+                <w:sz w:val="17"/>
+              </w:rPr>
+              <w:t>Unique to BRSET-expert</w:t>
+            </w:r>
+          </w:p>
+        </w:tc>
+        <w:tc>
+          <w:tcPr>
+            <w:tcW w:type="dxa" w:w="2448"/>
+          </w:tcPr>
+          <w:p>
+            <w:r>
+              <w:rPr>
+                <w:rFonts w:ascii="Times New Roman" w:hAnsi="Times New Roman" w:eastAsia="Times New Roman"/>
+                <w:b/>
+                <w:i w:val="0"/>
+                <w:color w:val="000000"/>
+                <w:sz w:val="17"/>
+              </w:rPr>
+              <w:t>Unique to mBRSET-expert</w:t>
+            </w:r>
+          </w:p>
+        </w:tc>
+        <w:tc>
+          <w:tcPr>
+            <w:tcW w:type="dxa" w:w="1296"/>
+          </w:tcPr>
+          <w:p>
+            <w:r>
+              <w:rPr>
+                <w:rFonts w:ascii="Times New Roman" w:hAnsi="Times New Roman" w:eastAsia="Times New Roman"/>
+                <w:b/>
+                <w:i w:val="0"/>
+                <w:color w:val="000000"/>
+                <w:sz w:val="17"/>
+              </w:rPr>
+              <w:t>Synergy</w:t>
+            </w:r>
+          </w:p>
+        </w:tc>
+      </w:tr>
+      <w:tr>
+        <w:tc>
+          <w:tcPr>
+            <w:tcW w:type="dxa" w:w="2304"/>
+          </w:tcPr>
+          <w:p>
+            <w:r>
+              <w:rPr>
+                <w:rFonts w:ascii="Times New Roman" w:hAnsi="Times New Roman" w:eastAsia="Times New Roman"/>
+                <w:b w:val="0"/>
+                <w:i w:val="0"/>
+                <w:color w:val="000000"/>
+                <w:sz w:val="17"/>
+              </w:rPr>
+              <w:t>Diabetic Retinopathy</w:t>
+            </w:r>
+          </w:p>
+        </w:tc>
+        <w:tc>
+          <w:tcPr>
+            <w:tcW w:type="dxa" w:w="1728"/>
+          </w:tcPr>
+          <w:p>
+            <w:r>
+              <w:rPr>
+                <w:rFonts w:ascii="Times New Roman" w:hAnsi="Times New Roman" w:eastAsia="Times New Roman"/>
+                <w:b w:val="0"/>
+                <w:i w:val="0"/>
+                <w:color w:val="000000"/>
+                <w:sz w:val="17"/>
+              </w:rPr>
+              <w:t>61.8%</w:t>
+            </w:r>
+          </w:p>
+        </w:tc>
+        <w:tc>
+          <w:tcPr>
+            <w:tcW w:type="dxa" w:w="2304"/>
+          </w:tcPr>
+          <w:p>
+            <w:r>
+              <w:rPr>
+                <w:rFonts w:ascii="Times New Roman" w:hAnsi="Times New Roman" w:eastAsia="Times New Roman"/>
+                <w:b w:val="0"/>
+                <w:i w:val="0"/>
+                <w:color w:val="000000"/>
+                <w:sz w:val="17"/>
+              </w:rPr>
+              <w:t>0.0%</w:t>
+            </w:r>
+          </w:p>
+        </w:tc>
+        <w:tc>
+          <w:tcPr>
+            <w:tcW w:type="dxa" w:w="2448"/>
+          </w:tcPr>
+          <w:p>
+            <w:r>
+              <w:rPr>
+                <w:rFonts w:ascii="Times New Roman" w:hAnsi="Times New Roman" w:eastAsia="Times New Roman"/>
+                <w:b w:val="0"/>
+                <w:i w:val="0"/>
+                <w:color w:val="000000"/>
+                <w:sz w:val="17"/>
+              </w:rPr>
+              <w:t>28.5%</w:t>
+            </w:r>
+          </w:p>
+        </w:tc>
+        <w:tc>
+          <w:tcPr>
+            <w:tcW w:type="dxa" w:w="1296"/>
+          </w:tcPr>
+          <w:p>
+            <w:r>
+              <w:rPr>
+                <w:rFonts w:ascii="Times New Roman" w:hAnsi="Times New Roman" w:eastAsia="Times New Roman"/>
+                <w:b w:val="0"/>
+                <w:i w:val="0"/>
+                <w:color w:val="000000"/>
+                <w:sz w:val="17"/>
+              </w:rPr>
+              <w:t>9.6%</w:t>
+            </w:r>
+          </w:p>
+        </w:tc>
+      </w:tr>
+      <w:tr>
+        <w:tc>
+          <w:tcPr>
+            <w:tcW w:type="dxa" w:w="2304"/>
+          </w:tcPr>
+          <w:p>
+            <w:r>
+              <w:rPr>
+                <w:rFonts w:ascii="Times New Roman" w:hAnsi="Times New Roman" w:eastAsia="Times New Roman"/>
+                <w:b w:val="0"/>
+                <w:i w:val="0"/>
+                <w:color w:val="000000"/>
+                <w:sz w:val="17"/>
+              </w:rPr>
+              <w:t>Macular Edema</w:t>
+            </w:r>
+          </w:p>
+        </w:tc>
+        <w:tc>
+          <w:tcPr>
+            <w:tcW w:type="dxa" w:w="1728"/>
+          </w:tcPr>
+          <w:p>
+            <w:r>
+              <w:rPr>
+                <w:rFonts w:ascii="Times New Roman" w:hAnsi="Times New Roman" w:eastAsia="Times New Roman"/>
+                <w:b w:val="0"/>
+                <w:i w:val="0"/>
+                <w:color w:val="000000"/>
+                <w:sz w:val="17"/>
+              </w:rPr>
+              <w:t>47.2%</w:t>
+            </w:r>
+          </w:p>
+        </w:tc>
+        <w:tc>
+          <w:tcPr>
+            <w:tcW w:type="dxa" w:w="2304"/>
+          </w:tcPr>
+          <w:p>
+            <w:r>
+              <w:rPr>
+                <w:rFonts w:ascii="Times New Roman" w:hAnsi="Times New Roman" w:eastAsia="Times New Roman"/>
+                <w:b w:val="0"/>
+                <w:i w:val="0"/>
+                <w:color w:val="000000"/>
+                <w:sz w:val="17"/>
+              </w:rPr>
+              <w:t>0.0%</w:t>
+            </w:r>
+          </w:p>
+        </w:tc>
+        <w:tc>
+          <w:tcPr>
+            <w:tcW w:type="dxa" w:w="2448"/>
+          </w:tcPr>
+          <w:p>
+            <w:r>
+              <w:rPr>
+                <w:rFonts w:ascii="Times New Roman" w:hAnsi="Times New Roman" w:eastAsia="Times New Roman"/>
+                <w:b w:val="0"/>
+                <w:i w:val="0"/>
+                <w:color w:val="000000"/>
+                <w:sz w:val="17"/>
+              </w:rPr>
+              <w:t>51.4%</w:t>
+            </w:r>
+          </w:p>
+        </w:tc>
+        <w:tc>
+          <w:tcPr>
+            <w:tcW w:type="dxa" w:w="1296"/>
+          </w:tcPr>
+          <w:p>
+            <w:r>
+              <w:rPr>
+                <w:rFonts w:ascii="Times New Roman" w:hAnsi="Times New Roman" w:eastAsia="Times New Roman"/>
+                <w:b w:val="0"/>
+                <w:i w:val="0"/>
+                <w:color w:val="000000"/>
+                <w:sz w:val="17"/>
+              </w:rPr>
+              <w:t>1.5%</w:t>
+            </w:r>
+          </w:p>
+        </w:tc>
+      </w:tr>
+    </w:tbl>
+    <w:p>
+      <w:pPr>
+        <w:spacing w:after="40"/>
+      </w:pPr>
+    </w:p>
+    <w:p>
+      <w:pPr>
+        <w:spacing w:after="80"/>
+      </w:pPr>
+      <w:r>
+        <w:rPr>
+          <w:rFonts w:ascii="Times New Roman" w:hAnsi="Times New Roman" w:eastAsia="Times New Roman"/>
+          <w:b w:val="0"/>
+          <w:i w:val="0"/>
+          <w:color w:val="000000"/>
+          <w:sz w:val="20"/>
+        </w:rPr>
+        <w:t>The BRSET-expert contributes essentially no unique information beyond what the mBRSET-expert already provides for either label - expected, since the mBRSET-expert is trained directly on this data. The synergy term is what matters: real, if modest, for diabetic retinopathy (9.6%), and close to negligible for macular edema (1.5%). I built a small logistic gate combining both experts' probabilities (trained on mBRSET validation data only, applied once to test) to see if that synergy is actually usable:</w:t>
+      </w:r>
+    </w:p>
+    <w:tbl>
+      <w:tblPr>
+        <w:tblStyle w:val="TableGrid"/>
+        <w:tblW w:type="auto" w:w="0"/>
+        <w:jc w:val="center"/>
+        <w:tblLook w:firstColumn="1" w:firstRow="1" w:lastColumn="0" w:lastRow="0" w:noHBand="0" w:noVBand="1" w:val="04A0"/>
+      </w:tblPr>
+      <w:tblGrid>
+        <w:gridCol w:w="2448"/>
+        <w:gridCol w:w="2448"/>
+        <w:gridCol w:w="2448"/>
+        <w:gridCol w:w="2448"/>
+      </w:tblGrid>
+      <w:tr>
+        <w:tc>
+          <w:tcPr>
+            <w:tcW w:type="dxa" w:w="2592"/>
+          </w:tcPr>
+          <w:p>
+            <w:r>
+              <w:rPr>
+                <w:rFonts w:ascii="Times New Roman" w:hAnsi="Times New Roman" w:eastAsia="Times New Roman"/>
+                <w:b/>
+                <w:i w:val="0"/>
+                <w:color w:val="000000"/>
+                <w:sz w:val="17"/>
+              </w:rPr>
+              <w:t>Label</w:t>
+            </w:r>
+          </w:p>
+        </w:tc>
+        <w:tc>
+          <w:tcPr>
+            <w:tcW w:type="dxa" w:w="2160"/>
+          </w:tcPr>
+          <w:p>
+            <w:r>
+              <w:rPr>
+                <w:rFonts w:ascii="Times New Roman" w:hAnsi="Times New Roman" w:eastAsia="Times New Roman"/>
+                <w:b/>
+                <w:i w:val="0"/>
+                <w:color w:val="000000"/>
+                <w:sz w:val="17"/>
+              </w:rPr>
+              <w:t>mBRSET-Alone F1</w:t>
+            </w:r>
+          </w:p>
+        </w:tc>
+        <w:tc>
+          <w:tcPr>
+            <w:tcW w:type="dxa" w:w="2016"/>
+          </w:tcPr>
+          <w:p>
+            <w:r>
+              <w:rPr>
+                <w:rFonts w:ascii="Times New Roman" w:hAnsi="Times New Roman" w:eastAsia="Times New Roman"/>
+                <w:b/>
+                <w:i w:val="0"/>
+                <w:color w:val="000000"/>
+                <w:sz w:val="17"/>
+              </w:rPr>
+              <w:t>Gated MoE F1</w:t>
+            </w:r>
+          </w:p>
+        </w:tc>
+        <w:tc>
+          <w:tcPr>
+            <w:tcW w:type="dxa" w:w="3312"/>
+          </w:tcPr>
+          <w:p>
+            <w:r>
+              <w:rPr>
+                <w:rFonts w:ascii="Times New Roman" w:hAnsi="Times New Roman" w:eastAsia="Times New Roman"/>
+                <w:b/>
+                <w:i w:val="0"/>
+                <w:color w:val="000000"/>
+                <w:sz w:val="17"/>
+              </w:rPr>
+              <w:t>Result</w:t>
+            </w:r>
+          </w:p>
+        </w:tc>
+      </w:tr>
+      <w:tr>
+        <w:tc>
+          <w:tcPr>
+            <w:tcW w:type="dxa" w:w="2592"/>
+          </w:tcPr>
+          <w:p>
+            <w:r>
+              <w:rPr>
+                <w:rFonts w:ascii="Times New Roman" w:hAnsi="Times New Roman" w:eastAsia="Times New Roman"/>
+                <w:b w:val="0"/>
+                <w:i w:val="0"/>
+                <w:color w:val="000000"/>
+                <w:sz w:val="17"/>
+              </w:rPr>
+              <w:t>Diabetic Retinopathy</w:t>
+            </w:r>
+          </w:p>
+        </w:tc>
+        <w:tc>
+          <w:tcPr>
+            <w:tcW w:type="dxa" w:w="2160"/>
+          </w:tcPr>
+          <w:p>
+            <w:r>
+              <w:rPr>
+                <w:rFonts w:ascii="Times New Roman" w:hAnsi="Times New Roman" w:eastAsia="Times New Roman"/>
+                <w:b w:val="0"/>
+                <w:i w:val="0"/>
+                <w:color w:val="000000"/>
+                <w:sz w:val="17"/>
+              </w:rPr>
+              <w:t>0.815</w:t>
+            </w:r>
+          </w:p>
+        </w:tc>
+        <w:tc>
+          <w:tcPr>
+            <w:tcW w:type="dxa" w:w="2016"/>
+          </w:tcPr>
+          <w:p>
+            <w:r>
+              <w:rPr>
+                <w:rFonts w:ascii="Times New Roman" w:hAnsi="Times New Roman" w:eastAsia="Times New Roman"/>
+                <w:b w:val="0"/>
+                <w:i w:val="0"/>
+                <w:color w:val="000000"/>
+                <w:sz w:val="17"/>
+              </w:rPr>
+              <w:t>0.822</w:t>
+            </w:r>
+          </w:p>
+        </w:tc>
+        <w:tc>
+          <w:tcPr>
+            <w:tcW w:type="dxa" w:w="3312"/>
+          </w:tcPr>
+          <w:p>
+            <w:r>
+              <w:rPr>
+                <w:rFonts w:ascii="Times New Roman" w:hAnsi="Times New Roman" w:eastAsia="Times New Roman"/>
+                <w:b w:val="0"/>
+                <w:i w:val="0"/>
+                <w:color w:val="000000"/>
+                <w:sz w:val="17"/>
+              </w:rPr>
+              <w:t>small genuine gain</w:t>
+            </w:r>
+          </w:p>
+        </w:tc>
+      </w:tr>
+      <w:tr>
+        <w:tc>
+          <w:tcPr>
+            <w:tcW w:type="dxa" w:w="2592"/>
+          </w:tcPr>
+          <w:p>
+            <w:r>
+              <w:rPr>
+                <w:rFonts w:ascii="Times New Roman" w:hAnsi="Times New Roman" w:eastAsia="Times New Roman"/>
+                <w:b w:val="0"/>
+                <w:i w:val="0"/>
+                <w:color w:val="000000"/>
+                <w:sz w:val="17"/>
+              </w:rPr>
+              <w:t>Macular Edema</w:t>
+            </w:r>
+          </w:p>
+        </w:tc>
+        <w:tc>
+          <w:tcPr>
+            <w:tcW w:type="dxa" w:w="2160"/>
+          </w:tcPr>
+          <w:p>
+            <w:r>
+              <w:rPr>
+                <w:rFonts w:ascii="Times New Roman" w:hAnsi="Times New Roman" w:eastAsia="Times New Roman"/>
+                <w:b w:val="0"/>
+                <w:i w:val="0"/>
+                <w:color w:val="000000"/>
+                <w:sz w:val="17"/>
+              </w:rPr>
+              <w:t>0.807</w:t>
+            </w:r>
+          </w:p>
+        </w:tc>
+        <w:tc>
+          <w:tcPr>
+            <w:tcW w:type="dxa" w:w="2016"/>
+          </w:tcPr>
+          <w:p>
+            <w:r>
+              <w:rPr>
+                <w:rFonts w:ascii="Times New Roman" w:hAnsi="Times New Roman" w:eastAsia="Times New Roman"/>
+                <w:b w:val="0"/>
+                <w:i w:val="0"/>
+                <w:color w:val="000000"/>
+                <w:sz w:val="17"/>
+              </w:rPr>
+              <w:t>0.727</w:t>
+            </w:r>
+          </w:p>
+        </w:tc>
+        <w:tc>
+          <w:tcPr>
+            <w:tcW w:type="dxa" w:w="3312"/>
+          </w:tcPr>
+          <w:p>
+            <w:r>
+              <w:rPr>
+                <w:rFonts w:ascii="Times New Roman" w:hAnsi="Times New Roman" w:eastAsia="Times New Roman"/>
+                <w:b w:val="0"/>
+                <w:i w:val="0"/>
+                <w:color w:val="000000"/>
+                <w:sz w:val="17"/>
+              </w:rPr>
+              <w:t>worse - not used</w:t>
+            </w:r>
+          </w:p>
+        </w:tc>
+      </w:tr>
+    </w:tbl>
+    <w:p>
+      <w:pPr>
+        <w:spacing w:after="40"/>
+      </w:pPr>
+    </w:p>
+    <w:p>
+      <w:pPr>
+        <w:spacing w:after="80"/>
+      </w:pPr>
+      <w:r>
+        <w:rPr>
+          <w:rFonts w:ascii="Times New Roman" w:hAnsi="Times New Roman" w:eastAsia="Times New Roman"/>
+          <w:b w:val="0"/>
+          <w:i w:val="0"/>
+          <w:color w:val="000000"/>
+          <w:sz w:val="20"/>
+        </w:rPr>
+        <w:t>The gate improved diabetic retinopathy and made macular edema worse - exactly matching which label the synergy analysis predicted would benefit. Rather than deploy a 3-model ensemble for a small gain, I am distilling the gate's diabetic-retinopathy behavior into a single fine-tuned model (macular edema is left on the existing mBRSET model, untouched, since combining experts does not help it); this is in progress.</w:t>
+      </w:r>
+    </w:p>
+    <w:p>
       <w:pPr>
         <w:spacing w:before="160" w:after="60"/>
       </w:pPr>
@@ -2325,7 +2900,7 @@
           <w:color w:val="000000"/>
           <w:sz w:val="21"/>
         </w:rPr>
-        <w:t>Two directions remain open. I scoped out using generative models to synthesize additional training images for the rarest condition, macular edema, but held off deliberately - that technique needs expert clinical review to confirm the synthetic images are medically realistic. Per-dataset k-fold cross-validation is planned next to confirm these results hold across different patient splits, not just the one used here.</w:t>
+        <w:t>Three directions remain open. The mixture-of-experts distillation above is underway now, targeting the residual cross-dataset gap on diabetic retinopathy specifically. I scoped out using generative models to synthesize additional training images for the rarest condition, macular edema, but held off deliberately - that technique needs expert clinical review to confirm the synthetic images are medically realistic. Per-dataset k-fold cross-validation is planned next to confirm these results hold across different patient splits, not just the one used here.</w:t>
       </w:r>
     </w:p>
     <w:sectPr>

--- a/report/ConvNeXtV2_Executive_Summary.docx
+++ b/report/ConvNeXtV2_Executive_Summary.docx
@@ -2855,7 +2855,303 @@
           <w:color w:val="000000"/>
           <w:sz w:val="20"/>
         </w:rPr>
-        <w:t>The gate improved diabetic retinopathy and made macular edema worse - exactly matching which label the synergy analysis predicted would benefit. Rather than deploy a 3-model ensemble for a small gain, I am distilling the gate's diabetic-retinopathy behavior into a single fine-tuned model (macular edema is left on the existing mBRSET model, untouched, since combining experts does not help it); this is in progress.</w:t>
+        <w:t>The gate improved diabetic retinopathy and made macular edema worse - exactly matching which label the synergy analysis predicted would benefit. Rather than deploy a 3-model ensemble for a small gain, I distilled the gate's diabetic-retinopathy behavior into a single fine-tuned model, warm-started from the existing mBRSET checkpoint (macular edema kept plain hard-label training - no distillation term - since combining experts does not help it there):</w:t>
+      </w:r>
+    </w:p>
+    <w:tbl>
+      <w:tblPr>
+        <w:tblStyle w:val="TableGrid"/>
+        <w:tblW w:type="auto" w:w="0"/>
+        <w:jc w:val="center"/>
+        <w:tblLook w:firstColumn="1" w:firstRow="1" w:lastColumn="0" w:lastRow="0" w:noHBand="0" w:noVBand="1" w:val="04A0"/>
+      </w:tblPr>
+      <w:tblGrid>
+        <w:gridCol w:w="1958"/>
+        <w:gridCol w:w="1958"/>
+        <w:gridCol w:w="1958"/>
+        <w:gridCol w:w="1958"/>
+        <w:gridCol w:w="1958"/>
+      </w:tblGrid>
+      <w:tr>
+        <w:tc>
+          <w:tcPr>
+            <w:tcW w:type="dxa" w:w="2448"/>
+          </w:tcPr>
+          <w:p>
+            <w:r>
+              <w:rPr>
+                <w:rFonts w:ascii="Times New Roman" w:hAnsi="Times New Roman" w:eastAsia="Times New Roman"/>
+                <w:b/>
+                <w:i w:val="0"/>
+                <w:color w:val="000000"/>
+                <w:sz w:val="17"/>
+              </w:rPr>
+              <w:t>Label</w:t>
+            </w:r>
+          </w:p>
+        </w:tc>
+        <w:tc>
+          <w:tcPr>
+            <w:tcW w:type="dxa" w:w="2016"/>
+          </w:tcPr>
+          <w:p>
+            <w:r>
+              <w:rPr>
+                <w:rFonts w:ascii="Times New Roman" w:hAnsi="Times New Roman" w:eastAsia="Times New Roman"/>
+                <w:b/>
+                <w:i w:val="0"/>
+                <w:color w:val="000000"/>
+                <w:sz w:val="17"/>
+              </w:rPr>
+              <w:t>mBRSET-Alone F1</w:t>
+            </w:r>
+          </w:p>
+        </w:tc>
+        <w:tc>
+          <w:tcPr>
+            <w:tcW w:type="dxa" w:w="2016"/>
+          </w:tcPr>
+          <w:p>
+            <w:r>
+              <w:rPr>
+                <w:rFonts w:ascii="Times New Roman" w:hAnsi="Times New Roman" w:eastAsia="Times New Roman"/>
+                <w:b/>
+                <w:i w:val="0"/>
+                <w:color w:val="000000"/>
+                <w:sz w:val="17"/>
+              </w:rPr>
+              <w:t>Gated MoE F1</w:t>
+            </w:r>
+          </w:p>
+        </w:tc>
+        <w:tc>
+          <w:tcPr>
+            <w:tcW w:type="dxa" w:w="2448"/>
+          </w:tcPr>
+          <w:p>
+            <w:r>
+              <w:rPr>
+                <w:rFonts w:ascii="Times New Roman" w:hAnsi="Times New Roman" w:eastAsia="Times New Roman"/>
+                <w:b/>
+                <w:i w:val="0"/>
+                <w:color w:val="000000"/>
+                <w:sz w:val="17"/>
+              </w:rPr>
+              <w:t>Distilled (1 model) F1</w:t>
+            </w:r>
+          </w:p>
+        </w:tc>
+        <w:tc>
+          <w:tcPr>
+            <w:tcW w:type="dxa" w:w="1008"/>
+          </w:tcPr>
+          <w:p>
+            <w:r>
+              <w:rPr>
+                <w:rFonts w:ascii="Times New Roman" w:hAnsi="Times New Roman" w:eastAsia="Times New Roman"/>
+                <w:b/>
+                <w:i w:val="0"/>
+                <w:color w:val="000000"/>
+                <w:sz w:val="17"/>
+              </w:rPr>
+              <w:t>AUC</w:t>
+            </w:r>
+          </w:p>
+        </w:tc>
+      </w:tr>
+      <w:tr>
+        <w:tc>
+          <w:tcPr>
+            <w:tcW w:type="dxa" w:w="2448"/>
+          </w:tcPr>
+          <w:p>
+            <w:r>
+              <w:rPr>
+                <w:rFonts w:ascii="Times New Roman" w:hAnsi="Times New Roman" w:eastAsia="Times New Roman"/>
+                <w:b w:val="0"/>
+                <w:i w:val="0"/>
+                <w:color w:val="000000"/>
+                <w:sz w:val="17"/>
+              </w:rPr>
+              <w:t>Diabetic Retinopathy</w:t>
+            </w:r>
+          </w:p>
+        </w:tc>
+        <w:tc>
+          <w:tcPr>
+            <w:tcW w:type="dxa" w:w="2016"/>
+          </w:tcPr>
+          <w:p>
+            <w:r>
+              <w:rPr>
+                <w:rFonts w:ascii="Times New Roman" w:hAnsi="Times New Roman" w:eastAsia="Times New Roman"/>
+                <w:b w:val="0"/>
+                <w:i w:val="0"/>
+                <w:color w:val="000000"/>
+                <w:sz w:val="17"/>
+              </w:rPr>
+              <w:t>0.814</w:t>
+            </w:r>
+          </w:p>
+        </w:tc>
+        <w:tc>
+          <w:tcPr>
+            <w:tcW w:type="dxa" w:w="2016"/>
+          </w:tcPr>
+          <w:p>
+            <w:r>
+              <w:rPr>
+                <w:rFonts w:ascii="Times New Roman" w:hAnsi="Times New Roman" w:eastAsia="Times New Roman"/>
+                <w:b w:val="0"/>
+                <w:i w:val="0"/>
+                <w:color w:val="000000"/>
+                <w:sz w:val="17"/>
+              </w:rPr>
+              <w:t>0.822</w:t>
+            </w:r>
+          </w:p>
+        </w:tc>
+        <w:tc>
+          <w:tcPr>
+            <w:tcW w:type="dxa" w:w="2448"/>
+          </w:tcPr>
+          <w:p>
+            <w:r>
+              <w:rPr>
+                <w:rFonts w:ascii="Times New Roman" w:hAnsi="Times New Roman" w:eastAsia="Times New Roman"/>
+                <w:b w:val="0"/>
+                <w:i w:val="0"/>
+                <w:color w:val="000000"/>
+                <w:sz w:val="17"/>
+              </w:rPr>
+              <w:t>0.830</w:t>
+            </w:r>
+          </w:p>
+        </w:tc>
+        <w:tc>
+          <w:tcPr>
+            <w:tcW w:type="dxa" w:w="1008"/>
+          </w:tcPr>
+          <w:p>
+            <w:r>
+              <w:rPr>
+                <w:rFonts w:ascii="Times New Roman" w:hAnsi="Times New Roman" w:eastAsia="Times New Roman"/>
+                <w:b w:val="0"/>
+                <w:i w:val="0"/>
+                <w:color w:val="000000"/>
+                <w:sz w:val="17"/>
+              </w:rPr>
+              <w:t>0.947</w:t>
+            </w:r>
+          </w:p>
+        </w:tc>
+      </w:tr>
+      <w:tr>
+        <w:tc>
+          <w:tcPr>
+            <w:tcW w:type="dxa" w:w="2448"/>
+          </w:tcPr>
+          <w:p>
+            <w:r>
+              <w:rPr>
+                <w:rFonts w:ascii="Times New Roman" w:hAnsi="Times New Roman" w:eastAsia="Times New Roman"/>
+                <w:b w:val="0"/>
+                <w:i w:val="0"/>
+                <w:color w:val="000000"/>
+                <w:sz w:val="17"/>
+              </w:rPr>
+              <w:t>Macular Edema</w:t>
+            </w:r>
+          </w:p>
+        </w:tc>
+        <w:tc>
+          <w:tcPr>
+            <w:tcW w:type="dxa" w:w="2016"/>
+          </w:tcPr>
+          <w:p>
+            <w:r>
+              <w:rPr>
+                <w:rFonts w:ascii="Times New Roman" w:hAnsi="Times New Roman" w:eastAsia="Times New Roman"/>
+                <w:b w:val="0"/>
+                <w:i w:val="0"/>
+                <w:color w:val="000000"/>
+                <w:sz w:val="17"/>
+              </w:rPr>
+              <w:t>0.806</w:t>
+            </w:r>
+          </w:p>
+        </w:tc>
+        <w:tc>
+          <w:tcPr>
+            <w:tcW w:type="dxa" w:w="2016"/>
+          </w:tcPr>
+          <w:p>
+            <w:r>
+              <w:rPr>
+                <w:rFonts w:ascii="Times New Roman" w:hAnsi="Times New Roman" w:eastAsia="Times New Roman"/>
+                <w:b w:val="0"/>
+                <w:i w:val="0"/>
+                <w:color w:val="000000"/>
+                <w:sz w:val="17"/>
+              </w:rPr>
+              <w:t>0.727 (not used)</w:t>
+            </w:r>
+          </w:p>
+        </w:tc>
+        <w:tc>
+          <w:tcPr>
+            <w:tcW w:type="dxa" w:w="2448"/>
+          </w:tcPr>
+          <w:p>
+            <w:r>
+              <w:rPr>
+                <w:rFonts w:ascii="Times New Roman" w:hAnsi="Times New Roman" w:eastAsia="Times New Roman"/>
+                <w:b w:val="0"/>
+                <w:i w:val="0"/>
+                <w:color w:val="000000"/>
+                <w:sz w:val="17"/>
+              </w:rPr>
+              <w:t>0.792</w:t>
+            </w:r>
+          </w:p>
+        </w:tc>
+        <w:tc>
+          <w:tcPr>
+            <w:tcW w:type="dxa" w:w="1008"/>
+          </w:tcPr>
+          <w:p>
+            <w:r>
+              <w:rPr>
+                <w:rFonts w:ascii="Times New Roman" w:hAnsi="Times New Roman" w:eastAsia="Times New Roman"/>
+                <w:b w:val="0"/>
+                <w:i w:val="0"/>
+                <w:color w:val="000000"/>
+                <w:sz w:val="17"/>
+              </w:rPr>
+              <w:t>0.989</w:t>
+            </w:r>
+          </w:p>
+        </w:tc>
+      </w:tr>
+    </w:tbl>
+    <w:p>
+      <w:pPr>
+        <w:spacing w:after="40"/>
+      </w:pPr>
+    </w:p>
+    <w:p>
+      <w:pPr>
+        <w:spacing w:after="80"/>
+      </w:pPr>
+      <w:r>
+        <w:rPr>
+          <w:rFonts w:ascii="Times New Roman" w:hAnsi="Times New Roman" w:eastAsia="Times New Roman"/>
+          <w:b w:val="0"/>
+          <w:i w:val="0"/>
+          <w:color w:val="000000"/>
+          <w:sz w:val="20"/>
+        </w:rPr>
+        <w:t>The distilled model matches or slightly exceeds the 3-model gate on diabetic retinopathy (F1 0.830 vs. 0.822, AUC 0.947 vs. 0.942) while requiring only one network at inference - the gate's benefit was successfully consolidated, not just reproduced at extra cost. Macular edema's F1 moved from 0.806 to 0.792, but the two results' bootstrap 95% confidence intervals overlap almost completely ([0.725, 0.881] vs. [0.702, 0.871]), so this is normal run-to-run variance on a small positive class (63 test images), not a real regression from fine-tuning the shared backbone.</w:t>
       </w:r>
     </w:p>
     <w:p>
@@ -2900,7 +3196,7 @@
           <w:color w:val="000000"/>
           <w:sz w:val="21"/>
         </w:rPr>
-        <w:t>Three directions remain open. The mixture-of-experts distillation above is underway now, targeting the residual cross-dataset gap on diabetic retinopathy specifically. I scoped out using generative models to synthesize additional training images for the rarest condition, macular edema, but held off deliberately - that technique needs expert clinical review to confirm the synthetic images are medically realistic. Per-dataset k-fold cross-validation is planned next to confirm these results hold across different patient splits, not just the one used here.</w:t>
+        <w:t>The mixture-of-experts distillation above is a completed, working example of Dr. Ye's directed next step: it consolidated a 3-model ensemble into one deployable model, matching or slightly exceeding the ensemble's diabetic retinopathy performance with macular edema statistically unchanged. Two directions remain open. I scoped out using generative models to synthesize additional training images for the rarest condition, macular edema, but held off deliberately - that technique needs expert clinical review to confirm the synthetic images are medically realistic. Per-dataset k-fold cross-validation is planned next to confirm these results hold across different patient splits, not just the one used here.</w:t>
       </w:r>
     </w:p>
     <w:sectPr>
